--- a/docs/Yontro Board Resolution - Managing Director.docx
+++ b/docs/Yontro Board Resolution - Managing Director.docx
@@ -171,7 +171,7 @@
           <w:sz w:val="22"/>
           <w:szCs w:val="22"/>
         </w:rPr>
-        <w:t xml:space="preserve">Mr. Sahill Chandan, holder of Passport No. </w:t>
+        <w:t xml:space="preserve">Sahill Chandan, holder of Passport No. </w:t>
       </w:r>
       <w:r>
         <w:rPr>
